--- a/Java Tips/HashSet Works.docx
+++ b/Java Tips/HashSet Works.docx
@@ -404,13 +404,7 @@
         </w:numPr>
       </w:pPr>
       <w:r>
-        <w:t>When you iterate over a HashSet:</w:t>
-      </w:r>
-      <w:r>
-        <w:t xml:space="preserve"> </w:t>
-      </w:r>
-      <w:r>
-        <w:t>Internally, it iterates over the keys of the underlying HashMap.</w:t>
+        <w:t>When you iterate over a HashSet: Internally, it iterates over the keys of the underlying HashMap.</w:t>
       </w:r>
     </w:p>
     <w:p>
@@ -1154,16 +1148,7 @@
           <w:sz w:val="32"/>
           <w:szCs w:val="32"/>
         </w:rPr>
-        <w:t>H</w:t>
-      </w:r>
-      <w:r>
-        <w:rPr>
-          <w:b/>
-          <w:bCs/>
-          <w:sz w:val="32"/>
-          <w:szCs w:val="32"/>
-        </w:rPr>
-        <w:t>ow HashSet and TreeSet prevent duplicates</w:t>
+        <w:t>How HashSet and TreeSet prevent duplicates</w:t>
       </w:r>
     </w:p>
     <w:p>
@@ -1274,7 +1259,6 @@
         <w:t xml:space="preserve"> of the object.</w:t>
       </w:r>
     </w:p>
-    <w:p/>
     <w:p>
       <w:pPr>
         <w:rPr>
@@ -1472,13 +1456,6 @@
       <w:pPr>
         <w:rPr>
           <w:rFonts w:ascii="Segoe UI Emoji" w:hAnsi="Segoe UI Emoji" w:cs="Segoe UI Emoji"/>
-        </w:rPr>
-      </w:pPr>
-    </w:p>
-    <w:p>
-      <w:pPr>
-        <w:rPr>
-          <w:rFonts w:ascii="Segoe UI Emoji" w:hAnsi="Segoe UI Emoji" w:cs="Segoe UI Emoji"/>
           <w:b/>
           <w:bCs/>
         </w:rPr>
@@ -1576,7 +1553,6 @@
         <w:rPr>
           <w:rFonts w:ascii="Segoe UI Emoji" w:hAnsi="Segoe UI Emoji" w:cs="Segoe UI Emoji"/>
         </w:rPr>
-        <w:lastRenderedPageBreak/>
         <w:t>All operations (add, remove, contains) work just like HashSet, but iteration order is predictable (insertion order).</w:t>
       </w:r>
     </w:p>
@@ -1616,6 +1592,7 @@
         <w:rPr>
           <w:rFonts w:ascii="Segoe UI Emoji" w:hAnsi="Segoe UI Emoji" w:cs="Segoe UI Emoji"/>
         </w:rPr>
+        <w:lastRenderedPageBreak/>
         <w:t>LinkedHashMap.put() checks if "Raj" already exists as a key.</w:t>
       </w:r>
     </w:p>
@@ -4946,6 +4923,7 @@
   <w:style w:type="character" w:default="1" w:styleId="DefaultParagraphFont">
     <w:name w:val="Default Paragraph Font"/>
     <w:uiPriority w:val="1"/>
+    <w:semiHidden/>
     <w:unhideWhenUsed/>
   </w:style>
   <w:style w:type="table" w:default="1" w:styleId="TableNormal">
@@ -5558,6 +5536,25 @@
 </file>
 
 <file path=customXml/item1.xml><?xml version="1.0" encoding="utf-8"?>
+<p:properties xmlns:p="http://schemas.microsoft.com/office/2006/metadata/properties" xmlns:xsi="http://www.w3.org/2001/XMLSchema-instance" xmlns:pc="http://schemas.microsoft.com/office/infopath/2007/PartnerControls">
+  <documentManagement>
+    <_ip_UnifiedCompliancePolicyUIAction xmlns="http://schemas.microsoft.com/sharepoint/v3" xsi:nil="true"/>
+    <_ip_UnifiedCompliancePolicyProperties xmlns="http://schemas.microsoft.com/sharepoint/v3" xsi:nil="true"/>
+    <_activity xmlns="75b5a43e-dd5f-43b4-9af1-22ca4e85e49d" xsi:nil="true"/>
+  </documentManagement>
+</p:properties>
+</file>
+
+<file path=customXml/item2.xml><?xml version="1.0" encoding="utf-8"?>
+<?mso-contentType ?>
+<FormTemplates xmlns="http://schemas.microsoft.com/sharepoint/v3/contenttype/forms">
+  <Display>DocumentLibraryForm</Display>
+  <Edit>DocumentLibraryForm</Edit>
+  <New>DocumentLibraryForm</New>
+</FormTemplates>
+</file>
+
+<file path=customXml/item3.xml><?xml version="1.0" encoding="utf-8"?>
 <ct:contentTypeSchema xmlns:ct="http://schemas.microsoft.com/office/2006/metadata/contentType" xmlns:ma="http://schemas.microsoft.com/office/2006/metadata/properties/metaAttributes" ct:_="" ma:_="" ma:contentTypeName="Document" ma:contentTypeID="0x01010078E625A2ECE75540BEF5F7E86D32091F" ma:contentTypeVersion="20" ma:contentTypeDescription="Create a new document." ma:contentTypeScope="" ma:versionID="9680763bd143c8f7bc01c7d8f9b157d3">
   <xsd:schema xmlns:xsd="http://www.w3.org/2001/XMLSchema" xmlns:xs="http://www.w3.org/2001/XMLSchema" xmlns:p="http://schemas.microsoft.com/office/2006/metadata/properties" xmlns:ns1="http://schemas.microsoft.com/sharepoint/v3" xmlns:ns3="8eefdc73-da43-42f2-9d92-6e03500e8513" xmlns:ns4="75b5a43e-dd5f-43b4-9af1-22ca4e85e49d" targetNamespace="http://schemas.microsoft.com/office/2006/metadata/properties" ma:root="true" ma:fieldsID="b8e746de05fc8aff6c5c4cc78a193799" ns1:_="" ns3:_="" ns4:_="">
     <xsd:import namespace="http://schemas.microsoft.com/sharepoint/v3"/>
@@ -5827,26 +5824,26 @@
 </ct:contentTypeSchema>
 </file>
 
-<file path=customXml/item2.xml><?xml version="1.0" encoding="utf-8"?>
-<?mso-contentType ?>
-<FormTemplates xmlns="http://schemas.microsoft.com/sharepoint/v3/contenttype/forms">
-  <Display>DocumentLibraryForm</Display>
-  <Edit>DocumentLibraryForm</Edit>
-  <New>DocumentLibraryForm</New>
-</FormTemplates>
+<file path=customXml/itemProps1.xml><?xml version="1.0" encoding="utf-8"?>
+<ds:datastoreItem xmlns:ds="http://schemas.openxmlformats.org/officeDocument/2006/customXml" ds:itemID="{73A5FB64-9842-4359-AD60-54A36B445EC8}">
+  <ds:schemaRefs>
+    <ds:schemaRef ds:uri="http://schemas.microsoft.com/office/2006/metadata/properties"/>
+    <ds:schemaRef ds:uri="http://schemas.microsoft.com/office/infopath/2007/PartnerControls"/>
+    <ds:schemaRef ds:uri="http://schemas.microsoft.com/sharepoint/v3"/>
+    <ds:schemaRef ds:uri="75b5a43e-dd5f-43b4-9af1-22ca4e85e49d"/>
+  </ds:schemaRefs>
+</ds:datastoreItem>
 </file>
 
-<file path=customXml/item3.xml><?xml version="1.0" encoding="utf-8"?>
-<p:properties xmlns:p="http://schemas.microsoft.com/office/2006/metadata/properties" xmlns:xsi="http://www.w3.org/2001/XMLSchema-instance" xmlns:pc="http://schemas.microsoft.com/office/infopath/2007/PartnerControls">
-  <documentManagement>
-    <_ip_UnifiedCompliancePolicyUIAction xmlns="http://schemas.microsoft.com/sharepoint/v3" xsi:nil="true"/>
-    <_ip_UnifiedCompliancePolicyProperties xmlns="http://schemas.microsoft.com/sharepoint/v3" xsi:nil="true"/>
-    <_activity xmlns="75b5a43e-dd5f-43b4-9af1-22ca4e85e49d" xsi:nil="true"/>
-  </documentManagement>
-</p:properties>
+<file path=customXml/itemProps2.xml><?xml version="1.0" encoding="utf-8"?>
+<ds:datastoreItem xmlns:ds="http://schemas.openxmlformats.org/officeDocument/2006/customXml" ds:itemID="{42995E13-3A37-49D3-97E9-6C4A3279DF38}">
+  <ds:schemaRefs>
+    <ds:schemaRef ds:uri="http://schemas.microsoft.com/sharepoint/v3/contenttype/forms"/>
+  </ds:schemaRefs>
+</ds:datastoreItem>
 </file>
 
-<file path=customXml/itemProps1.xml><?xml version="1.0" encoding="utf-8"?>
+<file path=customXml/itemProps3.xml><?xml version="1.0" encoding="utf-8"?>
 <ds:datastoreItem xmlns:ds="http://schemas.openxmlformats.org/officeDocument/2006/customXml" ds:itemID="{E34874BB-1C31-4A80-9BCF-260115A636E5}">
   <ds:schemaRefs>
     <ds:schemaRef ds:uri="http://schemas.microsoft.com/office/2006/metadata/contentType"/>
@@ -5864,23 +5861,4 @@
     <ds:schemaRef ds:uri="http://schemas.microsoft.com/internal/obd"/>
   </ds:schemaRefs>
 </ds:datastoreItem>
-</file>
-
-<file path=customXml/itemProps2.xml><?xml version="1.0" encoding="utf-8"?>
-<ds:datastoreItem xmlns:ds="http://schemas.openxmlformats.org/officeDocument/2006/customXml" ds:itemID="{42995E13-3A37-49D3-97E9-6C4A3279DF38}">
-  <ds:schemaRefs>
-    <ds:schemaRef ds:uri="http://schemas.microsoft.com/sharepoint/v3/contenttype/forms"/>
-  </ds:schemaRefs>
-</ds:datastoreItem>
-</file>
-
-<file path=customXml/itemProps3.xml><?xml version="1.0" encoding="utf-8"?>
-<ds:datastoreItem xmlns:ds="http://schemas.openxmlformats.org/officeDocument/2006/customXml" ds:itemID="{73A5FB64-9842-4359-AD60-54A36B445EC8}">
-  <ds:schemaRefs>
-    <ds:schemaRef ds:uri="http://schemas.microsoft.com/office/2006/metadata/properties"/>
-    <ds:schemaRef ds:uri="http://schemas.microsoft.com/office/infopath/2007/PartnerControls"/>
-    <ds:schemaRef ds:uri="http://schemas.microsoft.com/sharepoint/v3"/>
-    <ds:schemaRef ds:uri="75b5a43e-dd5f-43b4-9af1-22ca4e85e49d"/>
-  </ds:schemaRefs>
-</ds:datastoreItem>
 </file>